--- a/交付成果/第三轮修订版/第三轮4周版/读书会13_业与轮回_4周资料包（第三版修订）/Word版/第4周_轮回机制与生活启示_学员版.docx
+++ b/交付成果/第三轮修订版/第三轮4周版/读书会13_业与轮回_4周资料包（第三版修订）/Word版/第4周_轮回机制与生活启示_学员版.docx
@@ -1613,7 +1613,7 @@
         <w:rPr>
           <w:b w:val="0"/>
         </w:rPr>
-        <w:t>[00:04:04.640]（前文提及）在我们生存的这个一个小世界里面呢，就有三十一界的生命啊。</w:t>
+        <w:t>[00:04:02.640]（前文提及）在我们生存的这个一个小世界里面呢，就有三十一界的生命啊。</w:t>
       </w:r>
     </w:p>
     <w:p>
@@ -2087,7 +2087,7 @@
         <w:rPr>
           <w:b w:val="0"/>
         </w:rPr>
-        <w:t>[00:31:14.055] 我一直想说，你如果称心的时候会堕入地狱呢？因为嗔心呢，它就是一个要么伤害自己，要么伤害别人。……你在临终的时候不气死了？好，去地狱吧，你在地狱出生啊。</w:t>
+        <w:t>[00:31:14.055] 我一直想说，你如果嗔心的时候会堕入地狱呢？因为嗔心呢，它就是一个要么伤害自己，要么伤害别人。……你在临终的时候不气死了？好，去地狱吧，你在地狱出生啊。</w:t>
       </w:r>
     </w:p>
     <w:p>
@@ -2357,7 +2357,7 @@
         <w:rPr>
           <w:b w:val="0"/>
         </w:rPr>
-        <w:t>[00:31:14.055]～[00:32:40.020] 我一直想说，你如果称心的时候会堕入地狱呢？因为嗔心呢……你在临终的时候不气死了？好，去地狱吧，你在地狱出生啊。……你很贪婪……做恶鬼就可以一直都很饿啊……就饿鬼了啊……你又想着说，啊，我要为人民服务啊。……那这样的心态呢，你看一个非常良善的品德……就这样的心，对吧，然后你会生到哪里。天加了不生病对吧？</w:t>
+        <w:t>[00:31:14.055]～[00:32:40.020] 我一直想说，你如果嗔心的时候会堕入地狱呢？因为嗔心呢……你在临终的时候不气死了？好，去地狱吧，你在地狱出生啊。……你很贪婪……做恶鬼就可以一直都很饿啊……就饿鬼了啊……你又想着说，啊，我要为人民服务啊。……那这样的心态呢，你看一个非常良善的品德……就这样的心，对吧，然后你会生到哪里。天加了不生病对吧？</w:t>
       </w:r>
     </w:p>
     <w:p>

--- a/交付成果/第三轮修订版/第三轮4周版/读书会13_业与轮回_4周资料包（第三版修订）/Word版/第4周_轮回机制与生活启示_学员版.docx
+++ b/交付成果/第三轮修订版/第三轮4周版/读书会13_业与轮回_4周资料包（第三版修订）/Word版/第4周_轮回机制与生活启示_学员版.docx
@@ -1643,7 +1643,7 @@
         <w:rPr>
           <w:b w:val="0"/>
         </w:rPr>
-        <w:t>[00:04:55.920]～[00:06:07.240] 那我们人呢，称为叫人界啊。人界呢，属于六道里面的善趣……（中间列六道）……好，那么再往上呢，就是人界对吧？啊，人呢就是借不在，就是刚刚到了上去啊，哎，就是在上去的生命里面，刚刚从恶趣里面出来。啊，所以人不要太嘚瑟啊，你一不小心就下去了啊，但努力一下我们也可以。</w:t>
+        <w:t>[00:04:55.920]～[00:06:07.240] 那我们人呢，称为叫人界啊。人界呢，属于六道里面的善趣……（中间列六道）……好，那么再往上呢，就是人界对吧？啊，人呢就是借不在，就是刚刚到了善趣啊，哎，就是在上去的生命里面，刚刚从恶趣里面出来。啊，所以人不要太嘚瑟啊，你一不小心就下去了啊，但努力一下我们也可以。</w:t>
       </w:r>
     </w:p>
     <w:p>
@@ -1673,7 +1673,7 @@
         <w:rPr>
           <w:b w:val="0"/>
         </w:rPr>
-        <w:t>[00:06:18.480] 不上去呢，有四层啊，就是畜生啊，恶鬼啊，地狱啊，阿修罗啊，那么人在往上呢，有六层的欲界天啊，有六六层的欲界天啊，欲界天天人离我们最近的呢，就四天王天。</w:t>
+        <w:t>[00:06:18.480] 不善趣呢，有四层啊，就是畜生啊，恶鬼啊，地狱啊，阿修罗啊，那么人在往上呢，有六层的欲界天啊，有六六层的欲界天啊，欲界天天人离我们最近的呢，就四天王天。</w:t>
       </w:r>
     </w:p>
     <w:p>
@@ -1703,7 +1703,7 @@
         <w:rPr>
           <w:b w:val="0"/>
         </w:rPr>
-        <w:t>[00:07:35.260]～[00:08:27.440] 啊，来四大天王天，它的寿命就这个九百天年啊……再往上呢，就叫三十三天……多率天……夜摩天……化乐天……他自在天最高的欲界天，叫他化自在天。</w:t>
+        <w:t>[00:07:35.260]～[00:08:27.440] 啊，来四大天王天，它的寿命就这个九百天年啊……再往上呢，就叫三十三天……兜率天……夜摩天……化乐天……他自在天最高的欲界天，叫他化自在天。</w:t>
       </w:r>
     </w:p>
     <w:p>
@@ -1718,7 +1718,7 @@
         <w:rPr>
           <w:b w:val="0"/>
         </w:rPr>
-        <w:t>[00:10:00.440] 再上去呢就不一样，我们叫色戒片啊啊色戒片，色戒片呢也称为叫半天。</w:t>
+        <w:t>[00:10:00.440] 再上去呢就不一样，我们叫色界啊啊色界，色界呢也称为叫梵天。</w:t>
       </w:r>
     </w:p>
     <w:p>
@@ -1733,7 +1733,7 @@
         <w:rPr>
           <w:b w:val="0"/>
         </w:rPr>
-        <w:t>[00:10:09.800] 我们讲半天神对吧？半天跟这个这个欲界天有什么区别呢？</w:t>
+        <w:t>[00:10:09.800] 我们讲梵天神对吧？梵天跟这个这个欲界天有什么区别呢？</w:t>
       </w:r>
     </w:p>
     <w:p>
@@ -1748,7 +1748,7 @@
         <w:rPr>
           <w:b w:val="0"/>
         </w:rPr>
-        <w:t>[00:10:14.750] 半天神呢，他跟他就只有这个有眼睛啊，有耳朵啊。他长得是人的形象，但没有男女之分。他的身体呢，就像一个透明的罐子……就是一个光明体啊，非常的高大啊。……欲界天呢，就跟我们是一样的，它又长了五官四肢啊，然后他吃东西的啊，那色界天就不吃东西了。</w:t>
+        <w:t>[00:10:14.750] 梵天神呢，他跟他就只有这个有眼睛啊，有耳朵啊。他长得是人的形象，但没有男女之分。他的身体呢，就像一个透明的罐子……就是一个光明体啊，非常的高大啊。……欲界天呢，就跟我们是一样的，它又长了五官四肢啊，然后他吃东西的啊，那色界天就不吃东西了。</w:t>
       </w:r>
     </w:p>
     <w:p>
@@ -1778,7 +1778,7 @@
         <w:rPr>
           <w:b w:val="0"/>
         </w:rPr>
-        <w:t>[00:16:28.980] 这个色呢？啊色的意思呢，其实就是有不知的层面啊……在佛教里面这个色叫鲁巴……会坏掉，很容易坏掉就叫撸吧，这就称为色了。</w:t>
+        <w:t>[00:16:28.980] 这个色呢？啊色的意思呢，其实就是有不知的层面啊……在佛教里面这个色叫色法（rūpa）……会坏掉，很容易坏掉就叫rūpa，这就称为色了。</w:t>
       </w:r>
     </w:p>
     <w:p>
@@ -1823,7 +1823,7 @@
         <w:rPr>
           <w:b w:val="0"/>
         </w:rPr>
-        <w:t>[00:19:39.940]～[00:20:08.990] OK,那这个就是佛教的世界观，那么也就是我们生存的这个世界呢，我们能看到的其实只有人和畜生，其他都看不到。……那我们有不少的禅修者，他挣得市场以后呢，我们就要求他看。……一层一层的看</w:t>
+        <w:t>[00:19:39.940]～[00:20:08.990] OK,那这个就是佛教的世界观，那么也就是我们生存的这个世界呢，我们能看到的其实只有人和畜生，其他都看不到。……那我们有不少的禅修者，他证得神通以后呢，我们就要求他看。……一层一层的看</w:t>
       </w:r>
     </w:p>
     <w:p>
@@ -1838,7 +1838,7 @@
         <w:rPr>
           <w:b w:val="0"/>
         </w:rPr>
-        <w:t>[00:27:27.920]～[00:27:38.545] 也就是说呢，就是当我们心有这个能力的时候，你可以看到三十一切的生命，看到沦为一切，看到很多的沦为一切啊，没有问题啊，这是佛教的世界观。</w:t>
+        <w:t>[00:27:27.920]～[00:27:38.545] 也就是说呢，就是当我们心有这个能力的时候，你可以看到三十一切的生命，看到轮回，看到很多的轮回啊，没有问题啊，这是佛教的世界观。</w:t>
       </w:r>
     </w:p>
     <w:p>
@@ -1891,7 +1891,7 @@
         <w:rPr>
           <w:b w:val="0"/>
         </w:rPr>
-        <w:t>[00:06:18.480] 不上去呢，有四层啊，就是畜生啊，恶鬼啊，地狱啊，阿修罗啊，那么人在往上呢，有六层的欲界天啊</w:t>
+        <w:t>[00:06:18.480] 不善趣呢，有四层啊，就是畜生啊，恶鬼啊，地狱啊，阿修罗啊，那么人在往上呢，有六层的欲界天啊</w:t>
       </w:r>
     </w:p>
     <w:p>
@@ -1929,7 +1929,7 @@
         <w:rPr>
           <w:b w:val="0"/>
         </w:rPr>
-        <w:t>[00:06:18.480] 不上去呢，有四层啊，就是畜生啊，恶鬼啊，地狱啊，阿修罗啊，那么人在往上呢，有六层的欲界天啊，有六六层的欲界天啊，欲界天天人离我们最近的呢，就四天王天。</w:t>
+        <w:t>[00:06:18.480] 不善趣呢，有四层啊，就是畜生啊，恶鬼啊，地狱啊，阿修罗啊，那么人在往上呢，有六层的欲界天啊，有六六层的欲界天啊，欲界天天人离我们最近的呢，就四天王天。</w:t>
       </w:r>
     </w:p>
     <w:p>
@@ -1944,7 +1944,7 @@
         <w:rPr>
           <w:b w:val="0"/>
         </w:rPr>
-        <w:t>[00:07:35.260]～[00:08:27.440] 啊，来四大天王天，它的寿命就这个九百天年啊……再往上呢，就叫三十三天……多率天……夜摩天……化乐天……他自在天最高的欲界天，叫他化自在天。</w:t>
+        <w:t>[00:07:35.260]～[00:08:27.440] 啊，来四大天王天，它的寿命就这个九百天年啊……再往上呢，就叫三十三天……兜率天……夜摩天……化乐天……他自在天最高的欲界天，叫他化自在天。</w:t>
       </w:r>
     </w:p>
     <w:p>
@@ -1959,7 +1959,7 @@
         <w:rPr>
           <w:b w:val="0"/>
         </w:rPr>
-        <w:t>[00:10:00.440] 再上去呢就不一样，我们叫色戒片啊啊色戒片，色戒片呢也称为叫半天。</w:t>
+        <w:t>[00:10:00.440] 再上去呢就不一样，我们叫色界啊啊色界，色界呢也称为叫梵天。</w:t>
       </w:r>
     </w:p>
     <w:p>
@@ -1974,7 +1974,7 @@
         <w:rPr>
           <w:b w:val="0"/>
         </w:rPr>
-        <w:t>[00:10:14.750] 半天神呢，他跟他就只有这个有眼睛啊，有耳朵啊。他长得是人的形象，但没有男女之分。他的身体呢，就像一个透明的罐子……就是一个光明体啊，非常的高大啊。……欲界天呢，就跟我们是一样的，它又长了五官四肢啊，然后他吃东西的啊，那色界天就不吃东西了。</w:t>
+        <w:t>[00:10:14.750] 梵天神呢，他跟他就只有这个有眼睛啊，有耳朵啊。他长得是人的形象，但没有男女之分。他的身体呢，就像一个透明的罐子……就是一个光明体啊，非常的高大啊。……欲界天呢，就跟我们是一样的，它又长了五官四肢啊，然后他吃东西的啊，那色界天就不吃东西了。</w:t>
       </w:r>
     </w:p>
     <w:p>
@@ -2004,7 +2004,7 @@
         <w:rPr>
           <w:b w:val="0"/>
         </w:rPr>
-        <w:t>[00:16:28.980] 这个色呢？啊色的意思呢，其实就是有不知的层面啊……在佛教里面这个色叫鲁巴……会坏掉，很容易坏掉就叫撸吧，这就称为色了。</w:t>
+        <w:t>[00:16:28.980] 这个色呢？啊色的意思呢，其实就是有不知的层面啊……在佛教里面这个色叫色法（rūpa）……会坏掉，很容易坏掉就叫rūpa，这就称为色了。</w:t>
       </w:r>
     </w:p>
     <w:p>
@@ -2161,7 +2161,7 @@
         <w:rPr>
           <w:b w:val="0"/>
         </w:rPr>
-        <w:t>[00:11:07.380]～[00:12:42.500] 啊，那欲界天呢，还有男女之别啊啊，那一个天子有很多天女的哦……天上呢，总是女众比男众多……欲界天的天人呢，他就跟我们就五官四肢都有，但是她长得很漂亮。他从出生出生呢，他是化身……根据你的福报大小，你福报越。宫电就小这样啊</w:t>
+        <w:t>[00:11:07.380]～[00:12:42.500] 啊，那欲界天呢，还有男女之别啊啊，那一个天子有很多天女的哦……天上呢，总是女众比男众多……欲界天的天人呢，他就跟我们就五官四肢都有，但是她长得很漂亮。他从出生出生呢，他是化身……根据你的福报大小，你福报越。宫殿就小这样啊</w:t>
       </w:r>
     </w:p>
     <w:p>
@@ -2191,7 +2191,7 @@
         <w:rPr>
           <w:b w:val="0"/>
         </w:rPr>
-        <w:t>[00:15:16.960]～[00:15:45.410] 没吧，然哎，那当然，天人里面也有懂事的。什么叫懂事呢？懂得修行。……那对界天的天神是这样的，那色界天的天神就蛮男女之别啊，这就是就是很不叫半天呢，叫半行啊，就是他很清净，那都不需要吃饭。啊也不需要睡觉的。</w:t>
+        <w:t>[00:15:16.960]～[00:15:45.410] 没吧，然哎，那当然，天人里面也有懂事的。什么叫懂事呢？懂得修行。……那欲界天的天神是这样的，那色界天的天神就蛮男女之别啊，这就是就是很不叫梵天呢，叫半行啊，就是他很清净，那都不需要吃饭。啊也不需要睡觉的。</w:t>
       </w:r>
     </w:p>
     <w:p>
@@ -2259,7 +2259,7 @@
         <w:rPr>
           <w:b w:val="0"/>
         </w:rPr>
-        <w:t>[00:05:15.695] 好对，就是大家看到的青面獠牙的那种对好，那么再往上呢，就是人界对吧？啊，人呢就是借不在，就是刚刚到了上去啊，哎，就是在上去的生命里面，刚刚从恶趣里面出来。啊，所以人不要太嘚瑟啊，你一不小心就下去了啊，但努力一下我们也可以。</w:t>
+        <w:t>[00:05:15.695] 好对，就是大家看到的青面獠牙的那种对好，那么再往上呢，就是人界对吧？啊，人呢就是借不在，就是刚刚到了善趣啊，哎，就是在上去的生命里面，刚刚从恶趣里面出来。啊，所以人不要太嘚瑟啊，你一不小心就下去了啊，但努力一下我们也可以。</w:t>
       </w:r>
     </w:p>
     <w:p>
@@ -2342,7 +2342,7 @@
         <w:rPr>
           <w:b w:val="0"/>
         </w:rPr>
-        <w:t>[00:30:18.980]～[00:31:00.720] 上一上一生最后一个星叫死亡星。这个死亡星之前呢，我们叫做临死。啊，叫做临时心路啊。啊，你死心路呢？就是你死亡心之前的最后一个念头。啊，那临死前的那个最后一个念头呢？决定你这一生成为人，成为男人，成为女人。啊，还有什么呢？上一生临死前你想的东西呢？就是你过去的一个月啊。佛教叫业，用世俗上来讲究一种影响力好。一种影响力在你临终的时候冒出来，这是有力量，对吧？</w:t>
+        <w:t>[00:30:18.980]～[00:31:00.720] 上一上一生最后一个心叫死亡心。这个死亡星之前呢，我们叫做临死。啊，叫做临死心路啊。啊，你死心路呢？就是你死亡心之前的最后一个念头。啊，那临死前的那个最后一个念头呢？决定你这一生成为人，成为男人，成为女人。啊，还有什么呢？上一生临死前你想的东西呢？就是你过去的一个月啊。佛教叫业，用世俗上来讲究一种影响力好。一种影响力在你临终的时候冒出来，这是有力量，对吧？</w:t>
       </w:r>
     </w:p>
     <w:p>
@@ -2357,7 +2357,7 @@
         <w:rPr>
           <w:b w:val="0"/>
         </w:rPr>
-        <w:t>[00:31:14.055]～[00:32:40.020] 我一直想说，你如果嗔心的时候会堕入地狱呢？因为嗔心呢……你在临终的时候不气死了？好，去地狱吧，你在地狱出生啊。……你很贪婪……做恶鬼就可以一直都很饿啊……就饿鬼了啊……你又想着说，啊，我要为人民服务啊。……那这样的心态呢，你看一个非常良善的品德……就这样的心，对吧，然后你会生到哪里。天加了不生病对吧？</w:t>
+        <w:t>[00:31:14.055]～[00:32:40.020] 我一直想说，你如果嗔心的时候会堕入地狱呢？因为嗔心呢……你在临终的时候不气死了？好，去地狱吧，你在地狱出生啊。……你很贪婪……做恶鬼就可以一直都很饿啊……就饿鬼了啊……你又想着说，啊，我要为人民服务啊。……那这样的心态呢，你看一个非常良善的品德……就这样的心，对吧，然后你会生到哪里。天界了不生病对吧？</w:t>
       </w:r>
     </w:p>
     <w:p>
@@ -2387,7 +2387,7 @@
         <w:rPr>
           <w:b w:val="0"/>
         </w:rPr>
-        <w:t>[00:33:22.425]～[00:34:56.120] 就这样的心，对吧，然后你会生到哪里。天加了不生病对吧？……你临死的时候，你的心跟地狱差不多，你就去地狱。你临死的时候，你的心跟恶鬼一样，那就去恶鬼。你临死的时候，你的心想做一个人，这人是一个有道德的啊，知道礼义廉耻的那你就能做人。……死跟生之间的关系是这样的。但你为什么会是男人？女人呢？就是你上一定比如你现在是女人，对吧，一定是上一次临死前臣服的那个业。</w:t>
+        <w:t>[00:33:22.425]～[00:34:56.120] 就这样的心，对吧，然后你会生到哪里。天界了不生病对吧？……你临死的时候，你的心跟地狱差不多，你就去地狱。你临死的时候，你的心跟恶鬼一样，那就去恶鬼。你临死的时候，你的心想做一个人，这人是一个有道德的啊，知道礼义廉耻的那你就能做人。……死跟生之间的关系是这样的。但你为什么会是男人？女人呢？就是你上一定比如你现在是女人，对吧，一定是上一次临死前成熟的那个业。</w:t>
       </w:r>
     </w:p>
     <w:p>
